--- a/邹上豪简历.docx
+++ b/邹上豪简历.docx
@@ -1,6 +1,6 @@
 
 <file path=word/document.xml><?xml version="1.0" encoding="utf-8"?>
-<w:document xmlns:wpc="http://schemas.microsoft.com/office/word/2010/wordprocessingCanvas" xmlns:cx="http://schemas.microsoft.com/office/drawing/2014/chartex" xmlns:cx1="http://schemas.microsoft.com/office/drawing/2015/9/8/chartex" xmlns:cx2="http://schemas.microsoft.com/office/drawing/2015/10/21/chartex" xmlns:cx3="http://schemas.microsoft.com/office/drawing/2016/5/9/chartex" xmlns:cx4="http://schemas.microsoft.com/office/drawing/2016/5/10/chartex" xmlns:cx5="http://schemas.microsoft.com/office/drawing/2016/5/11/chartex" xmlns:cx6="http://schemas.microsoft.com/office/drawing/2016/5/12/chartex" xmlns:cx7="http://schemas.microsoft.com/office/drawing/2016/5/13/chartex" xmlns:cx8="http://schemas.microsoft.com/office/drawing/2016/5/14/chartex" xmlns:mc="http://schemas.openxmlformats.org/markup-compatibility/2006" xmlns:aink="http://schemas.microsoft.com/office/drawing/2016/ink" xmlns:am3d="http://schemas.microsoft.com/office/drawing/2017/model3d" xmlns:o="urn:schemas-microsoft-com:office:office" xmlns:r="http://schemas.openxmlformats.org/officeDocument/2006/relationships" xmlns:m="http://schemas.openxmlformats.org/officeDocument/2006/math" xmlns:v="urn:schemas-microsoft-com:vml" xmlns:wp14="http://schemas.microsoft.com/office/word/2010/wordprocessingDrawing" xmlns:wp="http://schemas.openxmlformats.org/drawingml/2006/wordprocessingDrawing" xmlns:w10="urn:schemas-microsoft-com:office:word" xmlns:w="http://schemas.openxmlformats.org/wordprocessingml/2006/main" xmlns:w14="http://schemas.microsoft.com/office/word/2010/wordml" xmlns:w15="http://schemas.microsoft.com/office/word/2012/wordml" xmlns:w16cex="http://schemas.microsoft.com/office/word/2018/wordml/cex" xmlns:w16cid="http://schemas.microsoft.com/office/word/2016/wordml/cid" xmlns:w16="http://schemas.microsoft.com/office/word/2018/wordml" xmlns:w16sdtdh="http://schemas.microsoft.com/office/word/2020/wordml/sdtdatahash" xmlns:w16se="http://schemas.microsoft.com/office/word/2015/wordml/symex" xmlns:wpg="http://schemas.microsoft.com/office/word/2010/wordprocessingGroup" xmlns:wpi="http://schemas.microsoft.com/office/word/2010/wordprocessingInk" xmlns:wne="http://schemas.microsoft.com/office/word/2006/wordml" xmlns:wps="http://schemas.microsoft.com/office/word/2010/wordprocessingShape" mc:Ignorable="w14 w15 w16se w16cid w16 w16cex w16sdtdh wp14">
+<w:document xmlns:wpc="http://schemas.microsoft.com/office/word/2010/wordprocessingCanvas" xmlns:cx="http://schemas.microsoft.com/office/drawing/2014/chartex" xmlns:cx1="http://schemas.microsoft.com/office/drawing/2015/9/8/chartex" xmlns:cx2="http://schemas.microsoft.com/office/drawing/2015/10/21/chartex" xmlns:cx3="http://schemas.microsoft.com/office/drawing/2016/5/9/chartex" xmlns:cx4="http://schemas.microsoft.com/office/drawing/2016/5/10/chartex" xmlns:cx5="http://schemas.microsoft.com/office/drawing/2016/5/11/chartex" xmlns:cx6="http://schemas.microsoft.com/office/drawing/2016/5/12/chartex" xmlns:cx7="http://schemas.microsoft.com/office/drawing/2016/5/13/chartex" xmlns:cx8="http://schemas.microsoft.com/office/drawing/2016/5/14/chartex" xmlns:mc="http://schemas.openxmlformats.org/markup-compatibility/2006" xmlns:aink="http://schemas.microsoft.com/office/drawing/2016/ink" xmlns:am3d="http://schemas.microsoft.com/office/drawing/2017/model3d" xmlns:o="urn:schemas-microsoft-com:office:office" xmlns:oel="http://schemas.microsoft.com/office/2019/extlst" xmlns:r="http://schemas.openxmlformats.org/officeDocument/2006/relationships" xmlns:m="http://schemas.openxmlformats.org/officeDocument/2006/math" xmlns:v="urn:schemas-microsoft-com:vml" xmlns:wp14="http://schemas.microsoft.com/office/word/2010/wordprocessingDrawing" xmlns:wp="http://schemas.openxmlformats.org/drawingml/2006/wordprocessingDrawing" xmlns:w10="urn:schemas-microsoft-com:office:word" xmlns:w="http://schemas.openxmlformats.org/wordprocessingml/2006/main" xmlns:w14="http://schemas.microsoft.com/office/word/2010/wordml" xmlns:w15="http://schemas.microsoft.com/office/word/2012/wordml" xmlns:w16cex="http://schemas.microsoft.com/office/word/2018/wordml/cex" xmlns:w16cid="http://schemas.microsoft.com/office/word/2016/wordml/cid" xmlns:w16="http://schemas.microsoft.com/office/word/2018/wordml" xmlns:w16du="http://schemas.microsoft.com/office/word/2023/wordml/word16du" xmlns:w16sdtdh="http://schemas.microsoft.com/office/word/2020/wordml/sdtdatahash" xmlns:w16sdtfl="http://schemas.microsoft.com/office/word/2024/wordml/sdtformatlock" xmlns:w16se="http://schemas.microsoft.com/office/word/2015/wordml/symex" xmlns:wpg="http://schemas.microsoft.com/office/word/2010/wordprocessingGroup" xmlns:wpi="http://schemas.microsoft.com/office/word/2010/wordprocessingInk" xmlns:wne="http://schemas.microsoft.com/office/word/2006/wordml" xmlns:wps="http://schemas.microsoft.com/office/word/2010/wordprocessingShape" mc:Ignorable="w14 w15 w16se w16cid w16 w16cex w16sdtdh w16sdtfl w16du wp14">
   <w:background w:color="FFFFFF"/>
   <w:body>
     <w:p>
@@ -285,23 +285,15 @@
               <w:pStyle w:val="Sidebartext"/>
               <w:spacing w:line="360" w:lineRule="auto"/>
               <w:rPr>
-                <w:rFonts w:eastAsiaTheme="minorEastAsia" w:hint="eastAsia"/>
+                <w:rFonts w:eastAsiaTheme="minorEastAsia"/>
                 <w:u w:val="single" w:color="FFFFFF"/>
               </w:rPr>
             </w:pPr>
-            <w:proofErr w:type="gramStart"/>
             <w:r>
               <w:rPr>
                 <w:rFonts w:ascii="宋体" w:eastAsia="宋体" w:hAnsi="宋体" w:cs="宋体" w:hint="eastAsia"/>
               </w:rPr>
-              <w:t>微信</w:t>
-            </w:r>
-            <w:proofErr w:type="gramEnd"/>
-            <w:r>
-              <w:rPr>
-                <w:rFonts w:ascii="宋体" w:eastAsia="宋体" w:hAnsi="宋体" w:cs="宋体" w:hint="eastAsia"/>
-              </w:rPr>
-              <w:t xml:space="preserve"> A</w:t>
+              <w:t>微信 A</w:t>
             </w:r>
             <w:r>
               <w:rPr>
@@ -397,6 +389,9 @@
             <w:pPr>
               <w:pStyle w:val="Sidebartext"/>
               <w:spacing w:before="80" w:after="80" w:line="360" w:lineRule="auto"/>
+              <w:rPr>
+                <w:rFonts w:eastAsiaTheme="minorEastAsia"/>
+              </w:rPr>
             </w:pPr>
             <w:hyperlink r:id="rId12" w:history="1">
               <w:r>
@@ -409,11 +404,82 @@
           </w:p>
           <w:p>
             <w:pPr>
+              <w:pStyle w:val="Sidebartext"/>
+              <w:spacing w:before="80" w:after="80" w:line="360" w:lineRule="auto"/>
+              <w:rPr>
+                <w:rStyle w:val="Hyperlink"/>
+                <w:rFonts w:eastAsiaTheme="minorEastAsia"/>
+                <w:color w:val="FFFFFF" w:themeColor="background1"/>
+              </w:rPr>
+            </w:pPr>
+            <w:r>
+              <w:rPr>
+                <w:rFonts w:eastAsiaTheme="minorEastAsia"/>
+                <w:color w:val="FFFFFF" w:themeColor="background1"/>
+                <w:u w:val="single"/>
+              </w:rPr>
+              <w:fldChar w:fldCharType="begin"/>
+            </w:r>
+            <w:r>
+              <w:rPr>
+                <w:rFonts w:eastAsiaTheme="minorEastAsia" w:hint="eastAsia"/>
+                <w:color w:val="FFFFFF" w:themeColor="background1"/>
+                <w:u w:val="single"/>
+              </w:rPr>
+              <w:instrText>HYPERLINK "https://space.bilibili.com/437095661"</w:instrText>
+            </w:r>
+            <w:r>
+              <w:rPr>
+                <w:rFonts w:eastAsiaTheme="minorEastAsia"/>
+                <w:color w:val="FFFFFF" w:themeColor="background1"/>
+                <w:u w:val="single"/>
+              </w:rPr>
+            </w:r>
+            <w:r>
+              <w:rPr>
+                <w:rFonts w:eastAsiaTheme="minorEastAsia"/>
+                <w:color w:val="FFFFFF" w:themeColor="background1"/>
+                <w:u w:val="single"/>
+              </w:rPr>
+              <w:fldChar w:fldCharType="separate"/>
+            </w:r>
+            <w:r>
+              <w:rPr>
+                <w:rStyle w:val="Hyperlink"/>
+                <w:rFonts w:eastAsiaTheme="minorEastAsia" w:hint="eastAsia"/>
+                <w:color w:val="FFFFFF" w:themeColor="background1"/>
+              </w:rPr>
+              <w:t>B</w:t>
+            </w:r>
+            <w:r>
+              <w:rPr>
+                <w:rStyle w:val="Hyperlink"/>
+                <w:rFonts w:eastAsiaTheme="minorEastAsia" w:hint="eastAsia"/>
+                <w:color w:val="FFFFFF" w:themeColor="background1"/>
+              </w:rPr>
+              <w:t>站</w:t>
+            </w:r>
+          </w:p>
+          <w:p>
+            <w:pPr>
               <w:pStyle w:val="Heading3"/>
               <w:rPr>
                 <w:rFonts w:eastAsiaTheme="minorEastAsia"/>
               </w:rPr>
             </w:pPr>
+            <w:r>
+              <w:rPr>
+                <w:rFonts w:ascii="Lato" w:eastAsiaTheme="minorEastAsia" w:hAnsi="Lato" w:cs="Lato"/>
+                <w:b w:val="0"/>
+                <w:bCs w:val="0"/>
+                <w:color w:val="FFFFFF" w:themeColor="background1"/>
+                <w:spacing w:val="0"/>
+                <w:sz w:val="16"/>
+                <w:szCs w:val="16"/>
+                <w:u w:val="single"/>
+              </w:rPr>
+              <w:fldChar w:fldCharType="end"/>
+            </w:r>
           </w:p>
           <w:p>
             <w:pPr>
@@ -1831,7 +1897,7 @@
             <w:pPr>
               <w:spacing w:line="276" w:lineRule="auto"/>
               <w:rPr>
-                <w:rFonts w:ascii="宋体" w:eastAsia="宋体" w:hAnsi="宋体" w:hint="eastAsia"/>
+                <w:rFonts w:ascii="宋体" w:eastAsia="宋体" w:hAnsi="宋体"/>
                 <w:sz w:val="20"/>
                 <w:szCs w:val="20"/>
               </w:rPr>
@@ -1983,7 +2049,7 @@
             <w:pPr>
               <w:spacing w:line="276" w:lineRule="auto"/>
               <w:rPr>
-                <w:rFonts w:ascii="宋体" w:eastAsia="宋体" w:hAnsi="宋体" w:hint="eastAsia"/>
+                <w:rFonts w:ascii="宋体" w:eastAsia="宋体" w:hAnsi="宋体"/>
                 <w:sz w:val="20"/>
                 <w:szCs w:val="20"/>
               </w:rPr>
@@ -2549,7 +2615,7 @@
 </file>
 
 <file path=word/endnotes.xml><?xml version="1.0" encoding="utf-8"?>
-<w:endnotes xmlns:wpc="http://schemas.microsoft.com/office/word/2010/wordprocessingCanvas" xmlns:cx="http://schemas.microsoft.com/office/drawing/2014/chartex" xmlns:cx1="http://schemas.microsoft.com/office/drawing/2015/9/8/chartex" xmlns:cx2="http://schemas.microsoft.com/office/drawing/2015/10/21/chartex" xmlns:cx3="http://schemas.microsoft.com/office/drawing/2016/5/9/chartex" xmlns:cx4="http://schemas.microsoft.com/office/drawing/2016/5/10/chartex" xmlns:cx5="http://schemas.microsoft.com/office/drawing/2016/5/11/chartex" xmlns:cx6="http://schemas.microsoft.com/office/drawing/2016/5/12/chartex" xmlns:cx7="http://schemas.microsoft.com/office/drawing/2016/5/13/chartex" xmlns:cx8="http://schemas.microsoft.com/office/drawing/2016/5/14/chartex" xmlns:mc="http://schemas.openxmlformats.org/markup-compatibility/2006" xmlns:aink="http://schemas.microsoft.com/office/drawing/2016/ink" xmlns:am3d="http://schemas.microsoft.com/office/drawing/2017/model3d" xmlns:o="urn:schemas-microsoft-com:office:office" xmlns:r="http://schemas.openxmlformats.org/officeDocument/2006/relationships" xmlns:m="http://schemas.openxmlformats.org/officeDocument/2006/math" xmlns:v="urn:schemas-microsoft-com:vml" xmlns:wp14="http://schemas.microsoft.com/office/word/2010/wordprocessingDrawing" xmlns:wp="http://schemas.openxmlformats.org/drawingml/2006/wordprocessingDrawing" xmlns:w10="urn:schemas-microsoft-com:office:word" xmlns:w="http://schemas.openxmlformats.org/wordprocessingml/2006/main" xmlns:w14="http://schemas.microsoft.com/office/word/2010/wordml" xmlns:w15="http://schemas.microsoft.com/office/word/2012/wordml" xmlns:w16cex="http://schemas.microsoft.com/office/word/2018/wordml/cex" xmlns:w16cid="http://schemas.microsoft.com/office/word/2016/wordml/cid" xmlns:w16="http://schemas.microsoft.com/office/word/2018/wordml" xmlns:w16sdtdh="http://schemas.microsoft.com/office/word/2020/wordml/sdtdatahash" xmlns:w16se="http://schemas.microsoft.com/office/word/2015/wordml/symex" xmlns:wpg="http://schemas.microsoft.com/office/word/2010/wordprocessingGroup" xmlns:wpi="http://schemas.microsoft.com/office/word/2010/wordprocessingInk" xmlns:wne="http://schemas.microsoft.com/office/word/2006/wordml" xmlns:wps="http://schemas.microsoft.com/office/word/2010/wordprocessingShape" mc:Ignorable="w14 w15 w16se w16cid w16 w16cex w16sdtdh wp14">
+<w:endnotes xmlns:wpc="http://schemas.microsoft.com/office/word/2010/wordprocessingCanvas" xmlns:cx="http://schemas.microsoft.com/office/drawing/2014/chartex" xmlns:cx1="http://schemas.microsoft.com/office/drawing/2015/9/8/chartex" xmlns:cx2="http://schemas.microsoft.com/office/drawing/2015/10/21/chartex" xmlns:cx3="http://schemas.microsoft.com/office/drawing/2016/5/9/chartex" xmlns:cx4="http://schemas.microsoft.com/office/drawing/2016/5/10/chartex" xmlns:cx5="http://schemas.microsoft.com/office/drawing/2016/5/11/chartex" xmlns:cx6="http://schemas.microsoft.com/office/drawing/2016/5/12/chartex" xmlns:cx7="http://schemas.microsoft.com/office/drawing/2016/5/13/chartex" xmlns:cx8="http://schemas.microsoft.com/office/drawing/2016/5/14/chartex" xmlns:mc="http://schemas.openxmlformats.org/markup-compatibility/2006" xmlns:aink="http://schemas.microsoft.com/office/drawing/2016/ink" xmlns:am3d="http://schemas.microsoft.com/office/drawing/2017/model3d" xmlns:o="urn:schemas-microsoft-com:office:office" xmlns:oel="http://schemas.microsoft.com/office/2019/extlst" xmlns:r="http://schemas.openxmlformats.org/officeDocument/2006/relationships" xmlns:m="http://schemas.openxmlformats.org/officeDocument/2006/math" xmlns:v="urn:schemas-microsoft-com:vml" xmlns:wp14="http://schemas.microsoft.com/office/word/2010/wordprocessingDrawing" xmlns:wp="http://schemas.openxmlformats.org/drawingml/2006/wordprocessingDrawing" xmlns:w10="urn:schemas-microsoft-com:office:word" xmlns:w="http://schemas.openxmlformats.org/wordprocessingml/2006/main" xmlns:w14="http://schemas.microsoft.com/office/word/2010/wordml" xmlns:w15="http://schemas.microsoft.com/office/word/2012/wordml" xmlns:w16cex="http://schemas.microsoft.com/office/word/2018/wordml/cex" xmlns:w16cid="http://schemas.microsoft.com/office/word/2016/wordml/cid" xmlns:w16="http://schemas.microsoft.com/office/word/2018/wordml" xmlns:w16du="http://schemas.microsoft.com/office/word/2023/wordml/word16du" xmlns:w16sdtdh="http://schemas.microsoft.com/office/word/2020/wordml/sdtdatahash" xmlns:w16sdtfl="http://schemas.microsoft.com/office/word/2024/wordml/sdtformatlock" xmlns:w16se="http://schemas.microsoft.com/office/word/2015/wordml/symex" xmlns:wpg="http://schemas.microsoft.com/office/word/2010/wordprocessingGroup" xmlns:wpi="http://schemas.microsoft.com/office/word/2010/wordprocessingInk" xmlns:wne="http://schemas.microsoft.com/office/word/2006/wordml" xmlns:wps="http://schemas.microsoft.com/office/word/2010/wordprocessingShape" mc:Ignorable="w14 w15 w16se w16cid w16 w16cex w16sdtdh w16sdtfl w16du wp14">
   <w:endnote w:type="separator" w:id="-1">
     <w:p>
       <w:pPr>
@@ -2574,7 +2640,7 @@
 </file>
 
 <file path=word/footnotes.xml><?xml version="1.0" encoding="utf-8"?>
-<w:footnotes xmlns:wpc="http://schemas.microsoft.com/office/word/2010/wordprocessingCanvas" xmlns:cx="http://schemas.microsoft.com/office/drawing/2014/chartex" xmlns:cx1="http://schemas.microsoft.com/office/drawing/2015/9/8/chartex" xmlns:cx2="http://schemas.microsoft.com/office/drawing/2015/10/21/chartex" xmlns:cx3="http://schemas.microsoft.com/office/drawing/2016/5/9/chartex" xmlns:cx4="http://schemas.microsoft.com/office/drawing/2016/5/10/chartex" xmlns:cx5="http://schemas.microsoft.com/office/drawing/2016/5/11/chartex" xmlns:cx6="http://schemas.microsoft.com/office/drawing/2016/5/12/chartex" xmlns:cx7="http://schemas.microsoft.com/office/drawing/2016/5/13/chartex" xmlns:cx8="http://schemas.microsoft.com/office/drawing/2016/5/14/chartex" xmlns:mc="http://schemas.openxmlformats.org/markup-compatibility/2006" xmlns:aink="http://schemas.microsoft.com/office/drawing/2016/ink" xmlns:am3d="http://schemas.microsoft.com/office/drawing/2017/model3d" xmlns:o="urn:schemas-microsoft-com:office:office" xmlns:r="http://schemas.openxmlformats.org/officeDocument/2006/relationships" xmlns:m="http://schemas.openxmlformats.org/officeDocument/2006/math" xmlns:v="urn:schemas-microsoft-com:vml" xmlns:wp14="http://schemas.microsoft.com/office/word/2010/wordprocessingDrawing" xmlns:wp="http://schemas.openxmlformats.org/drawingml/2006/wordprocessingDrawing" xmlns:w10="urn:schemas-microsoft-com:office:word" xmlns:w="http://schemas.openxmlformats.org/wordprocessingml/2006/main" xmlns:w14="http://schemas.microsoft.com/office/word/2010/wordml" xmlns:w15="http://schemas.microsoft.com/office/word/2012/wordml" xmlns:w16cex="http://schemas.microsoft.com/office/word/2018/wordml/cex" xmlns:w16cid="http://schemas.microsoft.com/office/word/2016/wordml/cid" xmlns:w16="http://schemas.microsoft.com/office/word/2018/wordml" xmlns:w16sdtdh="http://schemas.microsoft.com/office/word/2020/wordml/sdtdatahash" xmlns:w16se="http://schemas.microsoft.com/office/word/2015/wordml/symex" xmlns:wpg="http://schemas.microsoft.com/office/word/2010/wordprocessingGroup" xmlns:wpi="http://schemas.microsoft.com/office/word/2010/wordprocessingInk" xmlns:wne="http://schemas.microsoft.com/office/word/2006/wordml" xmlns:wps="http://schemas.microsoft.com/office/word/2010/wordprocessingShape" mc:Ignorable="w14 w15 w16se w16cid w16 w16cex w16sdtdh wp14">
+<w:footnotes xmlns:wpc="http://schemas.microsoft.com/office/word/2010/wordprocessingCanvas" xmlns:cx="http://schemas.microsoft.com/office/drawing/2014/chartex" xmlns:cx1="http://schemas.microsoft.com/office/drawing/2015/9/8/chartex" xmlns:cx2="http://schemas.microsoft.com/office/drawing/2015/10/21/chartex" xmlns:cx3="http://schemas.microsoft.com/office/drawing/2016/5/9/chartex" xmlns:cx4="http://schemas.microsoft.com/office/drawing/2016/5/10/chartex" xmlns:cx5="http://schemas.microsoft.com/office/drawing/2016/5/11/chartex" xmlns:cx6="http://schemas.microsoft.com/office/drawing/2016/5/12/chartex" xmlns:cx7="http://schemas.microsoft.com/office/drawing/2016/5/13/chartex" xmlns:cx8="http://schemas.microsoft.com/office/drawing/2016/5/14/chartex" xmlns:mc="http://schemas.openxmlformats.org/markup-compatibility/2006" xmlns:aink="http://schemas.microsoft.com/office/drawing/2016/ink" xmlns:am3d="http://schemas.microsoft.com/office/drawing/2017/model3d" xmlns:o="urn:schemas-microsoft-com:office:office" xmlns:oel="http://schemas.microsoft.com/office/2019/extlst" xmlns:r="http://schemas.openxmlformats.org/officeDocument/2006/relationships" xmlns:m="http://schemas.openxmlformats.org/officeDocument/2006/math" xmlns:v="urn:schemas-microsoft-com:vml" xmlns:wp14="http://schemas.microsoft.com/office/word/2010/wordprocessingDrawing" xmlns:wp="http://schemas.openxmlformats.org/drawingml/2006/wordprocessingDrawing" xmlns:w10="urn:schemas-microsoft-com:office:word" xmlns:w="http://schemas.openxmlformats.org/wordprocessingml/2006/main" xmlns:w14="http://schemas.microsoft.com/office/word/2010/wordml" xmlns:w15="http://schemas.microsoft.com/office/word/2012/wordml" xmlns:w16cex="http://schemas.microsoft.com/office/word/2018/wordml/cex" xmlns:w16cid="http://schemas.microsoft.com/office/word/2016/wordml/cid" xmlns:w16="http://schemas.microsoft.com/office/word/2018/wordml" xmlns:w16du="http://schemas.microsoft.com/office/word/2023/wordml/word16du" xmlns:w16sdtdh="http://schemas.microsoft.com/office/word/2020/wordml/sdtdatahash" xmlns:w16sdtfl="http://schemas.microsoft.com/office/word/2024/wordml/sdtformatlock" xmlns:w16se="http://schemas.microsoft.com/office/word/2015/wordml/symex" xmlns:wpg="http://schemas.microsoft.com/office/word/2010/wordprocessingGroup" xmlns:wpi="http://schemas.microsoft.com/office/word/2010/wordprocessingInk" xmlns:wne="http://schemas.microsoft.com/office/word/2006/wordml" xmlns:wps="http://schemas.microsoft.com/office/word/2010/wordprocessingShape" mc:Ignorable="w14 w15 w16se w16cid w16 w16cex w16sdtdh w16sdtfl w16du wp14">
   <w:footnote w:type="separator" w:id="-1">
     <w:p>
       <w:pPr>
@@ -2599,7 +2665,7 @@
 </file>
 
 <file path=word/header1.xml><?xml version="1.0" encoding="utf-8"?>
-<w:hdr xmlns:wpc="http://schemas.microsoft.com/office/word/2010/wordprocessingCanvas" xmlns:cx="http://schemas.microsoft.com/office/drawing/2014/chartex" xmlns:cx1="http://schemas.microsoft.com/office/drawing/2015/9/8/chartex" xmlns:cx2="http://schemas.microsoft.com/office/drawing/2015/10/21/chartex" xmlns:cx3="http://schemas.microsoft.com/office/drawing/2016/5/9/chartex" xmlns:cx4="http://schemas.microsoft.com/office/drawing/2016/5/10/chartex" xmlns:cx5="http://schemas.microsoft.com/office/drawing/2016/5/11/chartex" xmlns:cx6="http://schemas.microsoft.com/office/drawing/2016/5/12/chartex" xmlns:cx7="http://schemas.microsoft.com/office/drawing/2016/5/13/chartex" xmlns:cx8="http://schemas.microsoft.com/office/drawing/2016/5/14/chartex" xmlns:mc="http://schemas.openxmlformats.org/markup-compatibility/2006" xmlns:aink="http://schemas.microsoft.com/office/drawing/2016/ink" xmlns:am3d="http://schemas.microsoft.com/office/drawing/2017/model3d" xmlns:o="urn:schemas-microsoft-com:office:office" xmlns:r="http://schemas.openxmlformats.org/officeDocument/2006/relationships" xmlns:m="http://schemas.openxmlformats.org/officeDocument/2006/math" xmlns:v="urn:schemas-microsoft-com:vml" xmlns:wp14="http://schemas.microsoft.com/office/word/2010/wordprocessingDrawing" xmlns:wp="http://schemas.openxmlformats.org/drawingml/2006/wordprocessingDrawing" xmlns:w10="urn:schemas-microsoft-com:office:word" xmlns:w="http://schemas.openxmlformats.org/wordprocessingml/2006/main" xmlns:w14="http://schemas.microsoft.com/office/word/2010/wordml" xmlns:w15="http://schemas.microsoft.com/office/word/2012/wordml" xmlns:w16cex="http://schemas.microsoft.com/office/word/2018/wordml/cex" xmlns:w16cid="http://schemas.microsoft.com/office/word/2016/wordml/cid" xmlns:w16="http://schemas.microsoft.com/office/word/2018/wordml" xmlns:w16sdtdh="http://schemas.microsoft.com/office/word/2020/wordml/sdtdatahash" xmlns:w16se="http://schemas.microsoft.com/office/word/2015/wordml/symex" xmlns:wpg="http://schemas.microsoft.com/office/word/2010/wordprocessingGroup" xmlns:wpi="http://schemas.microsoft.com/office/word/2010/wordprocessingInk" xmlns:wne="http://schemas.microsoft.com/office/word/2006/wordml" xmlns:wps="http://schemas.microsoft.com/office/word/2010/wordprocessingShape" mc:Ignorable="w14 w15 w16se w16cid w16 w16cex w16sdtdh wp14">
+<w:hdr xmlns:wpc="http://schemas.microsoft.com/office/word/2010/wordprocessingCanvas" xmlns:cx="http://schemas.microsoft.com/office/drawing/2014/chartex" xmlns:cx1="http://schemas.microsoft.com/office/drawing/2015/9/8/chartex" xmlns:cx2="http://schemas.microsoft.com/office/drawing/2015/10/21/chartex" xmlns:cx3="http://schemas.microsoft.com/office/drawing/2016/5/9/chartex" xmlns:cx4="http://schemas.microsoft.com/office/drawing/2016/5/10/chartex" xmlns:cx5="http://schemas.microsoft.com/office/drawing/2016/5/11/chartex" xmlns:cx6="http://schemas.microsoft.com/office/drawing/2016/5/12/chartex" xmlns:cx7="http://schemas.microsoft.com/office/drawing/2016/5/13/chartex" xmlns:cx8="http://schemas.microsoft.com/office/drawing/2016/5/14/chartex" xmlns:mc="http://schemas.openxmlformats.org/markup-compatibility/2006" xmlns:aink="http://schemas.microsoft.com/office/drawing/2016/ink" xmlns:am3d="http://schemas.microsoft.com/office/drawing/2017/model3d" xmlns:o="urn:schemas-microsoft-com:office:office" xmlns:oel="http://schemas.microsoft.com/office/2019/extlst" xmlns:r="http://schemas.openxmlformats.org/officeDocument/2006/relationships" xmlns:m="http://schemas.openxmlformats.org/officeDocument/2006/math" xmlns:v="urn:schemas-microsoft-com:vml" xmlns:wp14="http://schemas.microsoft.com/office/word/2010/wordprocessingDrawing" xmlns:wp="http://schemas.openxmlformats.org/drawingml/2006/wordprocessingDrawing" xmlns:w10="urn:schemas-microsoft-com:office:word" xmlns:w="http://schemas.openxmlformats.org/wordprocessingml/2006/main" xmlns:w14="http://schemas.microsoft.com/office/word/2010/wordml" xmlns:w15="http://schemas.microsoft.com/office/word/2012/wordml" xmlns:w16cex="http://schemas.microsoft.com/office/word/2018/wordml/cex" xmlns:w16cid="http://schemas.microsoft.com/office/word/2016/wordml/cid" xmlns:w16="http://schemas.microsoft.com/office/word/2018/wordml" xmlns:w16du="http://schemas.microsoft.com/office/word/2023/wordml/word16du" xmlns:w16sdtdh="http://schemas.microsoft.com/office/word/2020/wordml/sdtdatahash" xmlns:w16sdtfl="http://schemas.microsoft.com/office/word/2024/wordml/sdtformatlock" xmlns:w16se="http://schemas.microsoft.com/office/word/2015/wordml/symex" xmlns:wpg="http://schemas.microsoft.com/office/word/2010/wordprocessingGroup" xmlns:wpi="http://schemas.microsoft.com/office/word/2010/wordprocessingInk" xmlns:wne="http://schemas.microsoft.com/office/word/2006/wordml" xmlns:wps="http://schemas.microsoft.com/office/word/2010/wordprocessingShape" mc:Ignorable="w14 w15 w16se w16cid w16 w16cex w16sdtdh w16sdtfl w16du wp14">
   <w:p>
     <w:pPr>
       <w:pStyle w:val="Empty"/>
@@ -2660,7 +2726,7 @@
 </file>
 
 <file path=word/numbering.xml><?xml version="1.0" encoding="utf-8"?>
-<w:numbering xmlns:wpc="http://schemas.microsoft.com/office/word/2010/wordprocessingCanvas" xmlns:cx="http://schemas.microsoft.com/office/drawing/2014/chartex" xmlns:cx1="http://schemas.microsoft.com/office/drawing/2015/9/8/chartex" xmlns:cx2="http://schemas.microsoft.com/office/drawing/2015/10/21/chartex" xmlns:cx3="http://schemas.microsoft.com/office/drawing/2016/5/9/chartex" xmlns:cx4="http://schemas.microsoft.com/office/drawing/2016/5/10/chartex" xmlns:cx5="http://schemas.microsoft.com/office/drawing/2016/5/11/chartex" xmlns:cx6="http://schemas.microsoft.com/office/drawing/2016/5/12/chartex" xmlns:cx7="http://schemas.microsoft.com/office/drawing/2016/5/13/chartex" xmlns:cx8="http://schemas.microsoft.com/office/drawing/2016/5/14/chartex" xmlns:mc="http://schemas.openxmlformats.org/markup-compatibility/2006" xmlns:aink="http://schemas.microsoft.com/office/drawing/2016/ink" xmlns:am3d="http://schemas.microsoft.com/office/drawing/2017/model3d" xmlns:o="urn:schemas-microsoft-com:office:office" xmlns:r="http://schemas.openxmlformats.org/officeDocument/2006/relationships" xmlns:m="http://schemas.openxmlformats.org/officeDocument/2006/math" xmlns:v="urn:schemas-microsoft-com:vml" xmlns:wp14="http://schemas.microsoft.com/office/word/2010/wordprocessingDrawing" xmlns:wp="http://schemas.openxmlformats.org/drawingml/2006/wordprocessingDrawing" xmlns:w10="urn:schemas-microsoft-com:office:word" xmlns:w="http://schemas.openxmlformats.org/wordprocessingml/2006/main" xmlns:w14="http://schemas.microsoft.com/office/word/2010/wordml" xmlns:w15="http://schemas.microsoft.com/office/word/2012/wordml" xmlns:w16cex="http://schemas.microsoft.com/office/word/2018/wordml/cex" xmlns:w16cid="http://schemas.microsoft.com/office/word/2016/wordml/cid" xmlns:w16="http://schemas.microsoft.com/office/word/2018/wordml" xmlns:w16sdtdh="http://schemas.microsoft.com/office/word/2020/wordml/sdtdatahash" xmlns:w16se="http://schemas.microsoft.com/office/word/2015/wordml/symex" xmlns:wpg="http://schemas.microsoft.com/office/word/2010/wordprocessingGroup" xmlns:wpi="http://schemas.microsoft.com/office/word/2010/wordprocessingInk" xmlns:wne="http://schemas.microsoft.com/office/word/2006/wordml" xmlns:wps="http://schemas.microsoft.com/office/word/2010/wordprocessingShape" mc:Ignorable="w14 w15 w16se w16cid w16 w16cex w16sdtdh wp14">
+<w:numbering xmlns:wpc="http://schemas.microsoft.com/office/word/2010/wordprocessingCanvas" xmlns:cx="http://schemas.microsoft.com/office/drawing/2014/chartex" xmlns:cx1="http://schemas.microsoft.com/office/drawing/2015/9/8/chartex" xmlns:cx2="http://schemas.microsoft.com/office/drawing/2015/10/21/chartex" xmlns:cx3="http://schemas.microsoft.com/office/drawing/2016/5/9/chartex" xmlns:cx4="http://schemas.microsoft.com/office/drawing/2016/5/10/chartex" xmlns:cx5="http://schemas.microsoft.com/office/drawing/2016/5/11/chartex" xmlns:cx6="http://schemas.microsoft.com/office/drawing/2016/5/12/chartex" xmlns:cx7="http://schemas.microsoft.com/office/drawing/2016/5/13/chartex" xmlns:cx8="http://schemas.microsoft.com/office/drawing/2016/5/14/chartex" xmlns:mc="http://schemas.openxmlformats.org/markup-compatibility/2006" xmlns:aink="http://schemas.microsoft.com/office/drawing/2016/ink" xmlns:am3d="http://schemas.microsoft.com/office/drawing/2017/model3d" xmlns:o="urn:schemas-microsoft-com:office:office" xmlns:oel="http://schemas.microsoft.com/office/2019/extlst" xmlns:r="http://schemas.openxmlformats.org/officeDocument/2006/relationships" xmlns:m="http://schemas.openxmlformats.org/officeDocument/2006/math" xmlns:v="urn:schemas-microsoft-com:vml" xmlns:wp14="http://schemas.microsoft.com/office/word/2010/wordprocessingDrawing" xmlns:wp="http://schemas.openxmlformats.org/drawingml/2006/wordprocessingDrawing" xmlns:w10="urn:schemas-microsoft-com:office:word" xmlns:w="http://schemas.openxmlformats.org/wordprocessingml/2006/main" xmlns:w14="http://schemas.microsoft.com/office/word/2010/wordml" xmlns:w15="http://schemas.microsoft.com/office/word/2012/wordml" xmlns:w16cex="http://schemas.microsoft.com/office/word/2018/wordml/cex" xmlns:w16cid="http://schemas.microsoft.com/office/word/2016/wordml/cid" xmlns:w16="http://schemas.microsoft.com/office/word/2018/wordml" xmlns:w16du="http://schemas.microsoft.com/office/word/2023/wordml/word16du" xmlns:w16sdtdh="http://schemas.microsoft.com/office/word/2020/wordml/sdtdatahash" xmlns:w16sdtfl="http://schemas.microsoft.com/office/word/2024/wordml/sdtformatlock" xmlns:w16se="http://schemas.microsoft.com/office/word/2015/wordml/symex" xmlns:wpg="http://schemas.microsoft.com/office/word/2010/wordprocessingGroup" xmlns:wpi="http://schemas.microsoft.com/office/word/2010/wordprocessingInk" xmlns:wne="http://schemas.microsoft.com/office/word/2006/wordml" xmlns:wps="http://schemas.microsoft.com/office/word/2010/wordprocessingShape" mc:Ignorable="w14 w15 w16se w16cid w16 w16cex w16sdtdh w16sdtfl w16du wp14">
   <w:abstractNum w:abstractNumId="0" w15:restartNumberingAfterBreak="0">
     <w:nsid w:val="057D39BD"/>
     <w:multiLevelType w:val="hybridMultilevel"/>
@@ -3064,26 +3130,26 @@
       <w:lvlJc w:val="left"/>
     </w:lvl>
   </w:abstractNum>
-  <w:num w:numId="1">
+  <w:num w:numId="1" w16cid:durableId="1142042934">
     <w:abstractNumId w:val="3"/>
   </w:num>
-  <w:num w:numId="2">
+  <w:num w:numId="2" w16cid:durableId="1787579592">
     <w:abstractNumId w:val="2"/>
   </w:num>
-  <w:num w:numId="3">
+  <w:num w:numId="3" w16cid:durableId="1726367191">
     <w:abstractNumId w:val="1"/>
   </w:num>
-  <w:num w:numId="4">
+  <w:num w:numId="4" w16cid:durableId="1859927502">
     <w:abstractNumId w:val="4"/>
   </w:num>
-  <w:num w:numId="5">
+  <w:num w:numId="5" w16cid:durableId="327172721">
     <w:abstractNumId w:val="0"/>
   </w:num>
 </w:numbering>
 </file>
 
 <file path=word/styles.xml><?xml version="1.0" encoding="utf-8"?>
-<w:styles xmlns:mc="http://schemas.openxmlformats.org/markup-compatibility/2006" xmlns:r="http://schemas.openxmlformats.org/officeDocument/2006/relationships" xmlns:w="http://schemas.openxmlformats.org/wordprocessingml/2006/main" xmlns:w14="http://schemas.microsoft.com/office/word/2010/wordml" xmlns:w15="http://schemas.microsoft.com/office/word/2012/wordml" xmlns:w16cex="http://schemas.microsoft.com/office/word/2018/wordml/cex" xmlns:w16cid="http://schemas.microsoft.com/office/word/2016/wordml/cid" xmlns:w16="http://schemas.microsoft.com/office/word/2018/wordml" xmlns:w16sdtdh="http://schemas.microsoft.com/office/word/2020/wordml/sdtdatahash" xmlns:w16se="http://schemas.microsoft.com/office/word/2015/wordml/symex" mc:Ignorable="w14 w15 w16se w16cid w16 w16cex w16sdtdh">
+<w:styles xmlns:mc="http://schemas.openxmlformats.org/markup-compatibility/2006" xmlns:r="http://schemas.openxmlformats.org/officeDocument/2006/relationships" xmlns:w="http://schemas.openxmlformats.org/wordprocessingml/2006/main" xmlns:w14="http://schemas.microsoft.com/office/word/2010/wordml" xmlns:w15="http://schemas.microsoft.com/office/word/2012/wordml" xmlns:w16cex="http://schemas.microsoft.com/office/word/2018/wordml/cex" xmlns:w16cid="http://schemas.microsoft.com/office/word/2016/wordml/cid" xmlns:w16="http://schemas.microsoft.com/office/word/2018/wordml" xmlns:w16du="http://schemas.microsoft.com/office/word/2023/wordml/word16du" xmlns:w16sdtdh="http://schemas.microsoft.com/office/word/2020/wordml/sdtdatahash" xmlns:w16sdtfl="http://schemas.microsoft.com/office/word/2024/wordml/sdtformatlock" xmlns:w16se="http://schemas.microsoft.com/office/word/2015/wordml/symex" mc:Ignorable="w14 w15 w16se w16cid w16 w16cex w16sdtdh w16sdtfl w16du">
   <w:docDefaults>
     <w:rPrDefault>
       <w:rPr>
